--- a/Tasks 3-5/Задания 3-5.docx
+++ b/Tasks 3-5/Задания 3-5.docx
@@ -68,209 +68,185 @@
         <w:t>S</w:t>
       </w:r>
       <w:r>
-        <w:t>1​ для сети A</w:t>
+        <w:t>1​ для сети A: (Слот 1: A1​ (20), Слот 2: A2 (10))</w:t>
+      </w:r>
+    </w:p>
+    <w:p>
+      <w:pPr>
+        <w:jc w:val="both"/>
+      </w:pPr>
+      <w:r>
+        <w:t xml:space="preserve">- </w:t>
+      </w:r>
+      <w:r>
+        <w:t>Расписание </w:t>
       </w:r>
       <w:r>
         <w:rPr>
           <w:i/>
           <w:iCs/>
         </w:rPr>
-        <w:t>A</w:t>
-      </w:r>
-      <w:r>
-        <w:t>: (Слот 1: A1</w:t>
+        <w:t>S</w:t>
+      </w:r>
+      <w:r>
+        <w:t>2​ для сети A: (Слот 1: A2​ (10), Слот 2: A1​ (20))</w:t>
+      </w:r>
+    </w:p>
+    <w:p>
+      <w:pPr>
+        <w:jc w:val="both"/>
+      </w:pPr>
+      <w:r>
+        <w:t xml:space="preserve">- </w:t>
+      </w:r>
+      <w:r>
+        <w:t>Расписание T1​ для сети B: (Слот 1: B1​ (25), Слот 2: B2​ (15))</w:t>
+      </w:r>
+    </w:p>
+    <w:p>
+      <w:pPr>
+        <w:jc w:val="both"/>
+      </w:pPr>
+      <w:r>
+        <w:t xml:space="preserve">- </w:t>
+      </w:r>
+      <w:r>
+        <w:t>Расписание T2​ для сети B: (Слот 1: B2​ (15), Слот 2: B1​ (25))</w:t>
+      </w:r>
+    </w:p>
+    <w:p>
+      <w:pPr>
+        <w:jc w:val="both"/>
+      </w:pPr>
+      <w:r>
+        <w:t>Проверим данные пары на наличие устойчивости:</w:t>
+      </w:r>
+    </w:p>
+    <w:p>
+      <w:pPr>
+        <w:jc w:val="both"/>
+        <w:rPr>
+          <w:b/>
+          <w:bCs/>
+        </w:rPr>
+      </w:pPr>
+      <w:r>
+        <w:rPr>
+          <w:b/>
+          <w:bCs/>
+        </w:rPr>
+        <w:t>Пара (S1,T1)</w:t>
+      </w:r>
+    </w:p>
+    <w:p>
+      <w:pPr>
+        <w:ind w:firstLine="708"/>
+        <w:jc w:val="both"/>
+        <w:rPr>
+          <w:b/>
+          <w:bCs/>
+        </w:rPr>
+      </w:pPr>
+      <w:r>
+        <w:t>Слот 1: A1​ (20) против B1​ (25) → </w:t>
+      </w:r>
+      <w:r>
+        <w:rPr>
+          <w:b/>
+          <w:bCs/>
+        </w:rPr>
+        <w:t>победа B</w:t>
+      </w:r>
+    </w:p>
+    <w:p>
+      <w:pPr>
+        <w:ind w:left="720"/>
+        <w:jc w:val="both"/>
+      </w:pPr>
+      <w:r>
+        <w:t>Слот 2: A2​ (10) против B2​ (15) → </w:t>
+      </w:r>
+      <w:r>
+        <w:rPr>
+          <w:b/>
+          <w:bCs/>
+        </w:rPr>
+        <w:t>победа B</w:t>
+      </w:r>
+    </w:p>
+    <w:p>
+      <w:pPr>
+        <w:jc w:val="both"/>
+      </w:pPr>
+      <w:r>
+        <w:t>В данном случае сеть В забирает оба слота. Однако сеть А может забрать один слот путем перестановки своих передач.</w:t>
+      </w:r>
+    </w:p>
+    <w:p>
+      <w:pPr>
+        <w:ind w:left="720"/>
+        <w:jc w:val="both"/>
+      </w:pPr>
+      <w:r>
+        <w:t>Слот 1: A2​ (10) против B1</w:t>
       </w:r>
       <w:r>
         <w:rPr>
           <w:i/>
           <w:iCs/>
         </w:rPr>
-        <w:t>A</w:t>
-      </w:r>
-      <w:r>
-        <w:t>1​ (20), Слот 2: A2</w:t>
-      </w:r>
-      <w:r>
-        <w:rPr>
-          <w:i/>
-          <w:iCs/>
-        </w:rPr>
-        <w:t>A</w:t>
-      </w:r>
-      <w:r>
-        <w:t>2​ (10))</w:t>
-      </w:r>
-    </w:p>
-    <w:p>
-      <w:pPr>
-        <w:jc w:val="both"/>
-      </w:pPr>
-      <w:r>
-        <w:t xml:space="preserve">- </w:t>
-      </w:r>
-      <w:r>
-        <w:t>Расписание </w:t>
-      </w:r>
-      <w:r>
-        <w:rPr>
-          <w:i/>
-          <w:iCs/>
-        </w:rPr>
-        <w:t>S</w:t>
-      </w:r>
-      <w:r>
-        <w:t>2​ для сети A</w:t>
-      </w:r>
-      <w:r>
-        <w:rPr>
-          <w:i/>
-          <w:iCs/>
-        </w:rPr>
-        <w:t>A</w:t>
-      </w:r>
-      <w:r>
-        <w:t>: (Слот 1: A2</w:t>
-      </w:r>
-      <w:r>
-        <w:rPr>
-          <w:i/>
-          <w:iCs/>
-        </w:rPr>
-        <w:t>A</w:t>
-      </w:r>
-      <w:r>
-        <w:t>2​ (10), Слот 2: A1</w:t>
-      </w:r>
-      <w:r>
-        <w:rPr>
-          <w:i/>
-          <w:iCs/>
-        </w:rPr>
-        <w:t>A</w:t>
-      </w:r>
-      <w:r>
-        <w:t>1​ (20))</w:t>
-      </w:r>
-    </w:p>
-    <w:p>
-      <w:pPr>
-        <w:jc w:val="both"/>
-      </w:pPr>
-      <w:r>
-        <w:t xml:space="preserve">- </w:t>
-      </w:r>
-      <w:r>
-        <w:t>Расписание T1​ для сети B</w:t>
-      </w:r>
-      <w:r>
-        <w:rPr>
-          <w:i/>
-          <w:iCs/>
-        </w:rPr>
-        <w:t>B</w:t>
-      </w:r>
-      <w:r>
-        <w:t>: (Слот 1: B1</w:t>
-      </w:r>
-      <w:r>
-        <w:rPr>
-          <w:i/>
-          <w:iCs/>
-        </w:rPr>
-        <w:t>B</w:t>
-      </w:r>
-      <w:r>
-        <w:t>1​ (25), Слот 2: B2</w:t>
-      </w:r>
-      <w:r>
-        <w:rPr>
-          <w:i/>
-          <w:iCs/>
-        </w:rPr>
-        <w:t>B</w:t>
-      </w:r>
-      <w:r>
-        <w:t>2​ (15))</w:t>
-      </w:r>
-    </w:p>
-    <w:p>
-      <w:pPr>
-        <w:jc w:val="both"/>
-      </w:pPr>
-      <w:r>
-        <w:t xml:space="preserve">- </w:t>
-      </w:r>
-      <w:r>
-        <w:t>Расписание T2</w:t>
-      </w:r>
-      <w:r>
-        <w:rPr>
-          <w:i/>
-          <w:iCs/>
-        </w:rPr>
-        <w:t>T</w:t>
-      </w:r>
-      <w:r>
-        <w:t>2​ для сети B</w:t>
-      </w:r>
-      <w:r>
-        <w:rPr>
-          <w:i/>
-          <w:iCs/>
-        </w:rPr>
-        <w:t>B</w:t>
-      </w:r>
-      <w:r>
-        <w:t>: (Слот 1: B2</w:t>
-      </w:r>
-      <w:r>
-        <w:rPr>
-          <w:i/>
-          <w:iCs/>
-        </w:rPr>
-        <w:t>B</w:t>
-      </w:r>
-      <w:r>
-        <w:t>2​ (15), Слот 2: B1</w:t>
-      </w:r>
-      <w:r>
-        <w:rPr>
-          <w:i/>
-          <w:iCs/>
-        </w:rPr>
-        <w:t>B</w:t>
-      </w:r>
-      <w:r>
-        <w:t>1​ (25))</w:t>
-      </w:r>
-    </w:p>
-    <w:p>
-      <w:pPr>
-        <w:jc w:val="both"/>
-      </w:pPr>
-      <w:r>
-        <w:t>Проверим данные пары на наличие устойчивости:</w:t>
-      </w:r>
-    </w:p>
-    <w:p>
-      <w:pPr>
-        <w:jc w:val="both"/>
+        <w:t xml:space="preserve"> </w:t>
+      </w:r>
+      <w:r>
+        <w:t xml:space="preserve">(25) → </w:t>
+      </w:r>
+      <w:r>
         <w:rPr>
           <w:b/>
           <w:bCs/>
         </w:rPr>
-      </w:pPr>
+        <w:t>победа B</w:t>
+      </w:r>
+    </w:p>
+    <w:p>
+      <w:pPr>
+        <w:ind w:left="720"/>
+        <w:jc w:val="both"/>
+      </w:pPr>
+      <w:r>
+        <w:t>Слот 2: A1 (20) против B2 (15) → </w:t>
+      </w:r>
       <w:r>
         <w:rPr>
           <w:b/>
           <w:bCs/>
         </w:rPr>
-        <w:t>Пара (S1,T1)</w:t>
-      </w:r>
-    </w:p>
-    <w:p>
-      <w:pPr>
-        <w:ind w:firstLine="708"/>
+        <w:t>победа A</w:t>
+      </w:r>
+    </w:p>
+    <w:p>
+      <w:pPr>
+        <w:jc w:val="both"/>
+      </w:pPr>
+      <w:r>
+        <w:t>Таким же образом при рассмотрении остальных пар выяснится, что каждая сеть путем перестановки своих передач может забрать либо оба слота, либо один, если в предыдущем розыгрыше она не получила слоты вообще.</w:t>
+      </w:r>
+    </w:p>
+    <w:p>
+      <w:pPr>
+        <w:jc w:val="both"/>
+      </w:pPr>
+      <w:r>
+        <w:t>В данном случае алгоритм поиска устойчивого паросочетания становится циклическим и в результате возникают ситуации, когда устойчивой пары вовсе быть не может.</w:t>
+      </w:r>
+    </w:p>
+    <w:p>
+      <w:pPr>
+        <w:jc w:val="both"/>
+      </w:pPr>
+    </w:p>
+    <w:p>
+      <w:pPr>
         <w:jc w:val="both"/>
         <w:rPr>
           <w:b/>
@@ -278,172 +254,66 @@
         </w:rPr>
       </w:pPr>
       <w:r>
-        <w:t>Слот 1: A1​ (20) против B1​ (25) → </w:t>
-      </w:r>
-      <w:r>
         <w:rPr>
           <w:b/>
           <w:bCs/>
         </w:rPr>
-        <w:t>победа B</w:t>
-      </w:r>
-    </w:p>
-    <w:p>
-      <w:pPr>
-        <w:ind w:left="720"/>
-        <w:jc w:val="both"/>
-      </w:pPr>
-      <w:r>
-        <w:t>Слот 2: A2​ (10) против B2​ (15) → </w:t>
-      </w:r>
-      <w:r>
+        <w:t>Задание 4</w:t>
+      </w:r>
+    </w:p>
+    <w:p>
+      <w:pPr>
+        <w:jc w:val="both"/>
+      </w:pPr>
+      <w:r>
+        <w:t xml:space="preserve">Суть алгоритма </w:t>
+      </w:r>
+      <w:r>
+        <w:t>сводится к тому, что какой</w:t>
+      </w:r>
+      <w:r>
+        <w:t>-</w:t>
+      </w:r>
+      <w:r>
+        <w:t>либо студент предлагает свою кандидатуру в предпочтительную для себя больницу, больница в свою очередь проверяет заполненность своего штата, и если в нем есть свободные места, то она принимает нового студента. Больница держит студентов в штате согласно своим предпочтениям. Если приходит студент, а штат заполнен, то его кандидатура проверяется с кандидатурой худшего студента в штате больницы. Если кандидатура нового студента лучше, то худший студент из штата убирается и добавляется новый, в противном случае кандидатура нового студента отклоняется.</w:t>
+      </w:r>
+    </w:p>
+    <w:p>
+      <w:pPr>
+        <w:jc w:val="both"/>
+      </w:pPr>
+      <w:r>
+        <w:t>В итоге получается, что наиболее предпочтительные студенты получают места в больницах, а остальные остаются свободными.</w:t>
+      </w:r>
+    </w:p>
+    <w:p>
+      <w:pPr>
+        <w:jc w:val="both"/>
+      </w:pPr>
+    </w:p>
+    <w:p>
+      <w:pPr>
+        <w:jc w:val="both"/>
+      </w:pPr>
+    </w:p>
+    <w:p>
+      <w:pPr>
+        <w:jc w:val="both"/>
+      </w:pPr>
+    </w:p>
+    <w:p>
+      <w:pPr>
+        <w:jc w:val="both"/>
         <w:rPr>
           <w:b/>
           <w:bCs/>
         </w:rPr>
-        <w:t>победа B</w:t>
-      </w:r>
-    </w:p>
-    <w:p>
-      <w:pPr>
-        <w:jc w:val="both"/>
-      </w:pPr>
-      <w:r>
-        <w:t>В данном случае сеть В забирает оба слота. Однако сеть А может забрать один слот путем перестановки своих передач.</w:t>
-      </w:r>
-    </w:p>
-    <w:p>
-      <w:pPr>
-        <w:ind w:left="720"/>
-        <w:jc w:val="both"/>
-      </w:pPr>
-      <w:r>
-        <w:t>Слот 1: A2​ (10) против B1</w:t>
-      </w:r>
-      <w:r>
-        <w:rPr>
-          <w:i/>
-          <w:iCs/>
-        </w:rPr>
-        <w:t xml:space="preserve"> </w:t>
-      </w:r>
-      <w:r>
-        <w:t xml:space="preserve">(25) → </w:t>
-      </w:r>
+      </w:pPr>
       <w:r>
         <w:rPr>
           <w:b/>
           <w:bCs/>
         </w:rPr>
-        <w:t>победа B</w:t>
-      </w:r>
-    </w:p>
-    <w:p>
-      <w:pPr>
-        <w:ind w:left="720"/>
-        <w:jc w:val="both"/>
-      </w:pPr>
-      <w:r>
-        <w:t>Слот 2: A1 (20) против B2 (15) → </w:t>
-      </w:r>
-      <w:r>
-        <w:rPr>
-          <w:b/>
-          <w:bCs/>
-        </w:rPr>
-        <w:t>победа A</w:t>
-      </w:r>
-    </w:p>
-    <w:p>
-      <w:pPr>
-        <w:jc w:val="both"/>
-      </w:pPr>
-      <w:r>
-        <w:t>Таким же образом при рассмотрении остальных пар выяснится, что каждая сеть путем перестановки своих передач может забрать либо оба слота, либо один, если в предыдущем розыгрыше она не получила слоты вообще.</w:t>
-      </w:r>
-    </w:p>
-    <w:p>
-      <w:pPr>
-        <w:jc w:val="both"/>
-      </w:pPr>
-      <w:r>
-        <w:t>В данном случае алгоритм поиска устойчивого паросочетания становится циклическим и в результате возникают ситуации, когда устойчивой пары вовсе быть не может.</w:t>
-      </w:r>
-    </w:p>
-    <w:p>
-      <w:pPr>
-        <w:jc w:val="both"/>
-      </w:pPr>
-    </w:p>
-    <w:p>
-      <w:pPr>
-        <w:jc w:val="both"/>
-        <w:rPr>
-          <w:b/>
-          <w:bCs/>
-        </w:rPr>
-      </w:pPr>
-      <w:r>
-        <w:rPr>
-          <w:b/>
-          <w:bCs/>
-        </w:rPr>
-        <w:t>Задание 4</w:t>
-      </w:r>
-    </w:p>
-    <w:p>
-      <w:pPr>
-        <w:jc w:val="both"/>
-      </w:pPr>
-      <w:r>
-        <w:t xml:space="preserve">Суть алгоритма </w:t>
-      </w:r>
-      <w:r>
-        <w:t>сводится к тому, что какой</w:t>
-      </w:r>
-      <w:r>
-        <w:t>-</w:t>
-      </w:r>
-      <w:r>
-        <w:t>либо студент предлагает свою кандидатуру в предпочтительную для себя больницу, больница в свою очередь проверяет заполненность своего штата, и если в нем есть свободные места, то она принимает нового студента. Больница держит студентов в штате согласно своим предпочтениям. Если приходит студент, а штат заполнен, то его кандидатура проверяется с кандидатурой худшего студента в штате больницы. Если кандидатура нового студента лучше, то худший студент из штата убирается и добавляется новый, в противном случае кандидатура нового студента отклоняется.</w:t>
-      </w:r>
-    </w:p>
-    <w:p>
-      <w:pPr>
-        <w:jc w:val="both"/>
-      </w:pPr>
-      <w:r>
-        <w:t>В итоге получается, что наиболее предпочтительные студенты получают места в больницах, а остальные остаются свободными.</w:t>
-      </w:r>
-    </w:p>
-    <w:p>
-      <w:pPr>
-        <w:jc w:val="both"/>
-      </w:pPr>
-    </w:p>
-    <w:p>
-      <w:pPr>
-        <w:jc w:val="both"/>
-      </w:pPr>
-    </w:p>
-    <w:p>
-      <w:pPr>
-        <w:jc w:val="both"/>
-      </w:pPr>
-    </w:p>
-    <w:p>
-      <w:pPr>
-        <w:jc w:val="both"/>
-        <w:rPr>
-          <w:b/>
-          <w:bCs/>
-        </w:rPr>
-      </w:pPr>
-      <w:r>
-        <w:rPr>
-          <w:b/>
-          <w:bCs/>
-        </w:rPr>
         <w:lastRenderedPageBreak/>
         <w:t>Задание 5</w:t>
       </w:r>
@@ -468,6 +338,9 @@
       <w:pPr>
         <w:ind w:left="720"/>
         <w:jc w:val="both"/>
+        <w:rPr>
+          <w:lang w:val="en-US"/>
+        </w:rPr>
       </w:pPr>
       <w:r>
         <w:rPr>
@@ -478,16 +351,10 @@
         <w:t>m</w:t>
       </w:r>
       <w:r>
-        <w:t>1</w:t>
-      </w:r>
-      <w:r>
-        <w:t xml:space="preserve"> </w:t>
-      </w:r>
-      <w:r>
-        <w:t>​:</w:t>
-      </w:r>
-      <w:r>
-        <w:t xml:space="preserve"> </w:t>
+        <w:rPr>
+          <w:lang w:val="en-US"/>
+        </w:rPr>
+        <w:t xml:space="preserve">1 ​: </w:t>
       </w:r>
       <w:r>
         <w:rPr>
@@ -498,6 +365,9 @@
         <w:t>w</w:t>
       </w:r>
       <w:r>
+        <w:rPr>
+          <w:lang w:val="en-US"/>
+        </w:rPr>
         <w:t>1​&gt;</w:t>
       </w:r>
       <w:r>
@@ -509,6 +379,9 @@
         <w:t>w</w:t>
       </w:r>
       <w:r>
+        <w:rPr>
+          <w:lang w:val="en-US"/>
+        </w:rPr>
         <w:t>2​&gt;</w:t>
       </w:r>
       <w:r>
@@ -520,6 +393,9 @@
         <w:t>w</w:t>
       </w:r>
       <w:r>
+        <w:rPr>
+          <w:lang w:val="en-US"/>
+        </w:rPr>
         <w:t>3​</w:t>
       </w:r>
     </w:p>
@@ -535,31 +411,7 @@
         <w:rPr>
           <w:lang w:val="en-US"/>
         </w:rPr>
-        <w:t>m2</w:t>
-      </w:r>
-      <w:r>
-        <w:rPr>
-          <w:lang w:val="en-US"/>
-        </w:rPr>
-        <w:t xml:space="preserve"> </w:t>
-      </w:r>
-      <w:r>
-        <w:rPr>
-          <w:lang w:val="en-US"/>
-        </w:rPr>
-        <w:t>:</w:t>
-      </w:r>
-      <w:r>
-        <w:rPr>
-          <w:lang w:val="en-US"/>
-        </w:rPr>
-        <w:t xml:space="preserve"> </w:t>
-      </w:r>
-      <w:r>
-        <w:rPr>
-          <w:lang w:val="en-US"/>
-        </w:rPr>
-        <w:t>w2&gt;w3&gt;w1</w:t>
+        <w:t>m2 : w2&gt;w3&gt;w1</w:t>
       </w:r>
     </w:p>
     <w:p>
@@ -576,21 +428,12 @@
         <w:rPr>
           <w:lang w:val="en-US"/>
         </w:rPr>
-        <w:t>m3</w:t>
+        <w:t>m3 :</w:t>
       </w:r>
       <w:r>
         <w:rPr>
           <w:lang w:val="en-US"/>
         </w:rPr>
-        <w:t xml:space="preserve"> </w:t>
-      </w:r>
-      <w:r>
-        <w:rPr>
-          <w:lang w:val="en-US"/>
-        </w:rPr>
-        <w:t>:</w:t>
-      </w:r>
-      <w:r>
         <w:t xml:space="preserve"> </w:t>
       </w:r>
       <w:r>
@@ -628,25 +471,7 @@
         <w:rPr>
           <w:lang w:val="en-US"/>
         </w:rPr>
-        <w:t>1</w:t>
-      </w:r>
-      <w:r>
-        <w:rPr>
-          <w:lang w:val="en-US"/>
-        </w:rPr>
-        <w:t xml:space="preserve"> </w:t>
-      </w:r>
-      <w:r>
-        <w:rPr>
-          <w:lang w:val="en-US"/>
-        </w:rPr>
-        <w:t>:</w:t>
-      </w:r>
-      <w:r>
-        <w:rPr>
-          <w:lang w:val="en-US"/>
-        </w:rPr>
-        <w:t xml:space="preserve"> </w:t>
+        <w:t xml:space="preserve">1 : </w:t>
       </w:r>
       <w:r>
         <w:rPr>
@@ -703,78 +528,25 @@
         <w:rPr>
           <w:lang w:val="en-US"/>
         </w:rPr>
-        <w:t>w2</w:t>
-      </w:r>
-      <w:r>
+        <w:t>w2 : m1&gt;m3&gt;m2</w:t>
+      </w:r>
+    </w:p>
+    <w:p>
+      <w:pPr>
+        <w:ind w:left="720"/>
+        <w:jc w:val="both"/>
         <w:rPr>
           <w:lang w:val="en-US"/>
         </w:rPr>
-        <w:t xml:space="preserve"> </w:t>
-      </w:r>
+      </w:pPr>
       <w:r>
         <w:rPr>
           <w:lang w:val="en-US"/>
         </w:rPr>
-        <w:t>:</w:t>
-      </w:r>
-      <w:r>
-        <w:rPr>
-          <w:lang w:val="en-US"/>
-        </w:rPr>
-        <w:t xml:space="preserve"> </w:t>
-      </w:r>
-      <w:r>
-        <w:rPr>
-          <w:lang w:val="en-US"/>
-        </w:rPr>
-        <w:t>m1&gt;m3&gt;m2</w:t>
-      </w:r>
-    </w:p>
-    <w:p>
-      <w:pPr>
-        <w:ind w:left="720"/>
-        <w:jc w:val="both"/>
-        <w:rPr>
-          <w:lang w:val="en-US"/>
-        </w:rPr>
-      </w:pPr>
-      <w:r>
-        <w:rPr>
-          <w:lang w:val="en-US"/>
-        </w:rPr>
-        <w:t>w3</w:t>
-      </w:r>
-      <w:r>
-        <w:rPr>
-          <w:lang w:val="en-US"/>
-        </w:rPr>
-        <w:t xml:space="preserve"> </w:t>
-      </w:r>
-      <w:r>
-        <w:rPr>
-          <w:lang w:val="en-US"/>
-        </w:rPr>
-        <w:t>:</w:t>
-      </w:r>
-      <w:r>
-        <w:rPr>
-          <w:lang w:val="en-US"/>
-        </w:rPr>
-        <w:t xml:space="preserve"> </w:t>
-      </w:r>
-      <w:r>
-        <w:rPr>
-          <w:lang w:val="en-US"/>
-        </w:rPr>
-        <w:t>m3&gt;m2&gt;m1</w:t>
-      </w:r>
-    </w:p>
-    <w:p>
-      <w:pPr>
-        <w:rPr>
-          <w:lang w:val="en-US"/>
-        </w:rPr>
-      </w:pPr>
+        <w:t>w3 : m3&gt;m2&gt;m1</w:t>
+      </w:r>
+    </w:p>
+    <w:p>
       <w:r>
         <w:t>Итоговые пары:</w:t>
       </w:r>
@@ -3014,6 +2786,7 @@
   <w:style w:type="character" w:default="1" w:styleId="a0">
     <w:name w:val="Default Paragraph Font"/>
     <w:uiPriority w:val="1"/>
+    <w:semiHidden/>
     <w:unhideWhenUsed/>
   </w:style>
   <w:style w:type="table" w:default="1" w:styleId="a1">
